--- a/documents/FoyerResidence-Avenant-template.docx
+++ b/documents/FoyerResidence-Avenant-template.docx
@@ -495,6 +495,7 @@
         <w:rPr>
           <w:rFonts w:hint="cs"/>
         </w:rPr>
+        <w:lastRenderedPageBreak/>
         <w:t>Article 1er.</w:t>
       </w:r>
     </w:p>
@@ -1311,7 +1312,6 @@
           <w:rFonts w:hint="cs"/>
           <w:color w:val="000000"/>
         </w:rPr>
-        <w:lastRenderedPageBreak/>
         <w:t xml:space="preserve">Surface habitable totale </w:t>
       </w:r>
       <w:proofErr w:type="gramStart"/>
@@ -3426,7 +3426,6 @@
                 <w:szCs w:val="16"/>
                 <w:lang w:val="en-US"/>
               </w:rPr>
-              <w:lastRenderedPageBreak/>
               <w:t xml:space="preserve">{{ </w:t>
             </w:r>
             <w:proofErr w:type="spellStart"/>
@@ -3699,6 +3698,7 @@
                 <w:szCs w:val="16"/>
                 <w:lang w:val="en-US"/>
               </w:rPr>
+              <w:lastRenderedPageBreak/>
               <w:t xml:space="preserve">{%tr </w:t>
             </w:r>
             <w:proofErr w:type="spellStart"/>
@@ -4389,7 +4389,7 @@
     </w:p>
     <w:tbl>
       <w:tblPr>
-        <w:tblStyle w:val="Grilledutableau"/>
+        <w:tblStyle w:val="TableGrid"/>
         <w:tblW w:w="8268" w:type="dxa"/>
         <w:tblLayout w:type="fixed"/>
         <w:tblLook w:val="04A0" w:firstRow="1" w:lastRow="0" w:firstColumn="1" w:lastColumn="0" w:noHBand="0" w:noVBand="1"/>
@@ -5241,7 +5241,7 @@
     </w:p>
     <w:p>
       <w:pPr>
-        <w:pStyle w:val="Paragraphedeliste"/>
+        <w:pStyle w:val="ListParagraph"/>
         <w:numPr>
           <w:ilvl w:val="0"/>
           <w:numId w:val="3"/>
@@ -5279,7 +5279,7 @@
     </w:p>
     <w:p>
       <w:pPr>
-        <w:pStyle w:val="Paragraphedeliste"/>
+        <w:pStyle w:val="ListParagraph"/>
         <w:numPr>
           <w:ilvl w:val="0"/>
           <w:numId w:val="3"/>
@@ -5290,7 +5290,6 @@
         <w:rPr>
           <w:rFonts w:hint="cs"/>
         </w:rPr>
-        <w:lastRenderedPageBreak/>
         <w:t xml:space="preserve">Date d’octroi : </w:t>
       </w:r>
       <w:proofErr w:type="gramStart"/>
@@ -5324,7 +5323,7 @@
     </w:p>
     <w:p>
       <w:pPr>
-        <w:pStyle w:val="Paragraphedeliste"/>
+        <w:pStyle w:val="ListParagraph"/>
         <w:numPr>
           <w:ilvl w:val="0"/>
           <w:numId w:val="3"/>
@@ -5336,6 +5335,7 @@
         <w:rPr>
           <w:rFonts w:hint="cs"/>
         </w:rPr>
+        <w:lastRenderedPageBreak/>
         <w:t>Durée:</w:t>
       </w:r>
       <w:proofErr w:type="gramEnd"/>
@@ -5376,7 +5376,7 @@
     </w:p>
     <w:p>
       <w:pPr>
-        <w:pStyle w:val="Paragraphedeliste"/>
+        <w:pStyle w:val="ListParagraph"/>
         <w:numPr>
           <w:ilvl w:val="0"/>
           <w:numId w:val="3"/>
@@ -5420,7 +5420,7 @@
     </w:p>
     <w:p>
       <w:pPr>
-        <w:pStyle w:val="Paragraphedeliste"/>
+        <w:pStyle w:val="ListParagraph"/>
         <w:numPr>
           <w:ilvl w:val="0"/>
           <w:numId w:val="3"/>
@@ -5625,7 +5625,7 @@
     </w:p>
     <w:p>
       <w:pPr>
-        <w:pStyle w:val="Paragraphedeliste"/>
+        <w:pStyle w:val="ListParagraph"/>
         <w:numPr>
           <w:ilvl w:val="0"/>
           <w:numId w:val="3"/>
@@ -5679,7 +5679,7 @@
     </w:p>
     <w:p>
       <w:pPr>
-        <w:pStyle w:val="Paragraphedeliste"/>
+        <w:pStyle w:val="ListParagraph"/>
         <w:numPr>
           <w:ilvl w:val="0"/>
           <w:numId w:val="3"/>
@@ -5756,7 +5756,7 @@
     </w:p>
     <w:p>
       <w:pPr>
-        <w:pStyle w:val="Paragraphedeliste"/>
+        <w:pStyle w:val="ListParagraph"/>
         <w:numPr>
           <w:ilvl w:val="0"/>
           <w:numId w:val="3"/>
@@ -5833,7 +5833,7 @@
     </w:p>
     <w:p>
       <w:pPr>
-        <w:pStyle w:val="Paragraphedeliste"/>
+        <w:pStyle w:val="ListParagraph"/>
         <w:numPr>
           <w:ilvl w:val="0"/>
           <w:numId w:val="3"/>
@@ -5903,7 +5903,7 @@
     </w:p>
     <w:p>
       <w:pPr>
-        <w:pStyle w:val="Paragraphedeliste"/>
+        <w:pStyle w:val="ListParagraph"/>
         <w:numPr>
           <w:ilvl w:val="0"/>
           <w:numId w:val="3"/>
@@ -6841,6 +6841,318 @@
         </mc:AlternateContent>
       </w:r>
     </w:p>
+    <w:p>
+      <w:r>
+        <w:br w:type="page"/>
+      </w:r>
+    </w:p>
+    <w:p>
+      <w:pPr>
+        <w:keepLines/>
+        <w:jc w:val="both"/>
+      </w:pPr>
+      <w:r>
+        <w:rPr>
+          <w:rFonts w:cs="TimesNewRomanPSMT"/>
+          <w:szCs w:val="22"/>
+        </w:rPr>
+        <w:lastRenderedPageBreak/>
+        <w:t xml:space="preserve">Le </w:t>
+      </w:r>
+      <w:proofErr w:type="gramStart"/>
+      <w:r>
+        <w:rPr>
+          <w:rFonts w:cs="TimesNewRomanPSMT"/>
+          <w:szCs w:val="22"/>
+        </w:rPr>
+        <w:t>Préfet</w:t>
+      </w:r>
+      <w:proofErr w:type="gramEnd"/>
+      <w:r>
+        <w:rPr>
+          <w:rFonts w:cs="TimesNewRomanPSMT"/>
+          <w:szCs w:val="22"/>
+        </w:rPr>
+        <w:t xml:space="preserve">, ou lorsqu'un établissement public de coopération intercommunale ou un département a signé une convention mentionnée aux articles L.301-5-1 et L.301-5-2, le président de l'établissement public de coopération intercommunale ou du conseil départemental, soussigné certifie la présente copie, établie sur </w:t>
+      </w:r>
+      <w:r>
+        <w:rPr>
+          <w:rFonts w:cs="TimesNewRomanPSMT"/>
+          <w:b/>
+          <w:szCs w:val="22"/>
+        </w:rPr>
+        <w:fldChar w:fldCharType="begin"/>
+      </w:r>
+      <w:r>
+        <w:rPr>
+          <w:rFonts w:cs="TimesNewRomanPSMT"/>
+          <w:b/>
+          <w:szCs w:val="22"/>
+        </w:rPr>
+        <w:instrText xml:space="preserve"> NUMPAGES </w:instrText>
+      </w:r>
+      <w:r>
+        <w:rPr>
+          <w:rFonts w:cs="TimesNewRomanPSMT"/>
+          <w:b/>
+          <w:szCs w:val="22"/>
+        </w:rPr>
+        <w:fldChar w:fldCharType="separate"/>
+      </w:r>
+      <w:r>
+        <w:rPr>
+          <w:rFonts w:cs="TimesNewRomanPSMT"/>
+          <w:b/>
+          <w:noProof/>
+          <w:szCs w:val="22"/>
+        </w:rPr>
+        <w:t>8</w:t>
+      </w:r>
+      <w:r>
+        <w:rPr>
+          <w:rFonts w:cs="TimesNewRomanPSMT"/>
+          <w:b/>
+          <w:szCs w:val="22"/>
+        </w:rPr>
+        <w:fldChar w:fldCharType="end"/>
+      </w:r>
+      <w:r>
+        <w:rPr>
+          <w:rFonts w:cs="TimesNewRomanPSMT"/>
+          <w:szCs w:val="22"/>
+        </w:rPr>
+        <w:t xml:space="preserve"> pages de texte, conforme à la minute et à l'expédition destinée à recevoir la mention de publicité foncière et approuve sans renvoi ou mot rayé.</w:t>
+      </w:r>
+    </w:p>
+    <w:p>
+      <w:pPr>
+        <w:ind w:left="2127" w:right="-6"/>
+        <w:jc w:val="both"/>
+        <w:rPr>
+          <w:rFonts w:cs="TimesNewRomanPSMT"/>
+          <w:szCs w:val="22"/>
+        </w:rPr>
+      </w:pPr>
+    </w:p>
+    <w:p>
+      <w:pPr>
+        <w:keepLines/>
+        <w:jc w:val="both"/>
+      </w:pPr>
+      <w:r>
+        <w:rPr>
+          <w:rFonts w:cs="TimesNewRomanPSMT"/>
+          <w:szCs w:val="22"/>
+        </w:rPr>
+        <w:t xml:space="preserve">Il certifie que l'identité complète des parties dénommées en en-tête du présent document lui a été régulièrement justifiée </w:t>
+      </w:r>
+      <w:r>
+        <w:rPr>
+          <w:rFonts w:cs="TimesNewRomanPSMT"/>
+          <w:szCs w:val="22"/>
+          <w:lang w:eastAsia="fr-FR"/>
+        </w:rPr>
+        <w:t xml:space="preserve">au vu </w:t>
+      </w:r>
+      <w:r>
+        <w:rPr>
+          <w:rFonts w:cs="TimesNewRomanPSMT"/>
+          <w:color w:val="000000"/>
+          <w:szCs w:val="22"/>
+          <w:lang w:eastAsia="fr-FR"/>
+        </w:rPr>
+        <w:t xml:space="preserve">des statuts et de l'avis d'identification délivré par l'INSEE par son numéro SIRET </w:t>
+      </w:r>
+      <w:bookmarkStart w:id="14" w:name="Siret2"/>
+      <w:bookmarkEnd w:id="14"/>
+      <w:proofErr w:type="gramStart"/>
+      <w:r>
+        <w:rPr>
+          <w:rFonts w:cs="TimesNewRomanPSMT"/>
+          <w:color w:val="000000"/>
+          <w:szCs w:val="22"/>
+          <w:lang w:eastAsia="fr-FR"/>
+        </w:rPr>
+        <w:t xml:space="preserve">{{ </w:t>
+      </w:r>
+      <w:proofErr w:type="spellStart"/>
+      <w:r>
+        <w:rPr>
+          <w:rFonts w:cs="TimesNewRomanPSMT"/>
+          <w:color w:val="000000"/>
+          <w:szCs w:val="22"/>
+          <w:lang w:eastAsia="fr-FR"/>
+        </w:rPr>
+        <w:t>bailleur</w:t>
+      </w:r>
+      <w:proofErr w:type="gramEnd"/>
+      <w:r>
+        <w:rPr>
+          <w:rFonts w:cs="TimesNewRomanPSMT"/>
+          <w:color w:val="000000"/>
+          <w:szCs w:val="22"/>
+          <w:lang w:eastAsia="fr-FR"/>
+        </w:rPr>
+        <w:t>_siret</w:t>
+      </w:r>
+      <w:proofErr w:type="spellEnd"/>
+      <w:r>
+        <w:rPr>
+          <w:rFonts w:cs="TimesNewRomanPSMT"/>
+          <w:color w:val="000000"/>
+          <w:szCs w:val="22"/>
+          <w:lang w:eastAsia="fr-FR"/>
+        </w:rPr>
+        <w:t xml:space="preserve"> }}</w:t>
+      </w:r>
+    </w:p>
+    <w:p>
+      <w:pPr>
+        <w:ind w:left="2127" w:right="-6"/>
+        <w:jc w:val="both"/>
+        <w:rPr>
+          <w:rFonts w:cs="TimesNewRomanPSMT"/>
+          <w:color w:val="0000FF"/>
+          <w:szCs w:val="22"/>
+        </w:rPr>
+      </w:pPr>
+    </w:p>
+    <w:p>
+      <w:pPr>
+        <w:keepLines/>
+        <w:jc w:val="both"/>
+      </w:pPr>
+      <w:r>
+        <w:rPr>
+          <w:rFonts w:cs="TimesNewRomanPSMT"/>
+          <w:color w:val="000000"/>
+          <w:szCs w:val="22"/>
+        </w:rPr>
+        <w:t>Pour la perception de la Contribution de Sécurité Immobilière, la restriction au droit de disposer du propriétaire peut être évaluée à la somme de 15 €, étant précisé que la CSI est réduite de moitié en application de l'article 881 L du code général des impôts, lorsque le bailleur est un organisme à loyer modéré.</w:t>
+      </w:r>
+    </w:p>
+    <w:p>
+      <w:pPr>
+        <w:ind w:left="2127" w:right="-6"/>
+        <w:jc w:val="both"/>
+        <w:rPr>
+          <w:rFonts w:cs="TimesNewRomanPSMT"/>
+          <w:color w:val="000000"/>
+          <w:szCs w:val="22"/>
+        </w:rPr>
+      </w:pPr>
+    </w:p>
+    <w:p>
+      <w:pPr>
+        <w:ind w:left="2127" w:right="-6"/>
+        <w:jc w:val="both"/>
+        <w:rPr>
+          <w:rFonts w:cs="TimesNewRomanPSMT"/>
+          <w:color w:val="000000"/>
+          <w:szCs w:val="22"/>
+        </w:rPr>
+      </w:pPr>
+    </w:p>
+    <w:p>
+      <w:pPr>
+        <w:keepLines/>
+        <w:tabs>
+          <w:tab w:val="left" w:pos="9069"/>
+        </w:tabs>
+        <w:ind w:right="283"/>
+        <w:jc w:val="both"/>
+      </w:pPr>
+      <w:r>
+        <w:rPr>
+          <w:rFonts w:cs="TimesNewRomanPSMT"/>
+          <w:color w:val="000000"/>
+          <w:szCs w:val="22"/>
+        </w:rPr>
+        <w:t xml:space="preserve">A </w:t>
+      </w:r>
+      <w:proofErr w:type="gramStart"/>
+      <w:r>
+        <w:rPr>
+          <w:rFonts w:cs="TimesNewRomanPSMT"/>
+        </w:rPr>
+        <w:t xml:space="preserve">{{ </w:t>
+      </w:r>
+      <w:proofErr w:type="spellStart"/>
+      <w:r>
+        <w:rPr>
+          <w:rFonts w:cs="TimesNewRomanPSMT"/>
+        </w:rPr>
+        <w:t>administration.get</w:t>
+      </w:r>
+      <w:proofErr w:type="gramEnd"/>
+      <w:r>
+        <w:rPr>
+          <w:rFonts w:cs="TimesNewRomanPSMT"/>
+        </w:rPr>
+        <w:t>_ville_signature_or_empty</w:t>
+      </w:r>
+      <w:proofErr w:type="spellEnd"/>
+      <w:r>
+        <w:rPr>
+          <w:rFonts w:cs="TimesNewRomanPSMT"/>
+        </w:rPr>
+        <w:t>() }}</w:t>
+      </w:r>
+      <w:r>
+        <w:rPr>
+          <w:rFonts w:cs="TimesNewRomanPSMT"/>
+          <w:color w:val="000000"/>
+          <w:szCs w:val="22"/>
+        </w:rPr>
+        <w:t>, le</w:t>
+      </w:r>
+    </w:p>
+    <w:p>
+      <w:pPr>
+        <w:keepLines/>
+        <w:tabs>
+          <w:tab w:val="left" w:pos="9069"/>
+        </w:tabs>
+        <w:ind w:right="283"/>
+        <w:jc w:val="both"/>
+        <w:rPr>
+          <w:rFonts w:cs="TimesNewRomanPSMT"/>
+          <w:color w:val="000000"/>
+          <w:szCs w:val="22"/>
+        </w:rPr>
+      </w:pPr>
+    </w:p>
+    <w:p>
+      <w:pPr>
+        <w:jc w:val="both"/>
+      </w:pPr>
+      <w:r>
+        <w:rPr>
+          <w:rFonts w:cs="TimesNewRomanPSMT"/>
+        </w:rPr>
+        <w:t xml:space="preserve">Le préfet, le président de l'établissement public de coopération intercommunale, du conseil départemental, de la métropole de Lyon ou du conseil exécutif de Corse, </w:t>
+      </w:r>
+      <w:proofErr w:type="gramStart"/>
+      <w:r>
+        <w:t xml:space="preserve">{{ </w:t>
+      </w:r>
+      <w:proofErr w:type="spellStart"/>
+      <w:r>
+        <w:rPr>
+          <w:rFonts w:cs="TimesNewRomanPSMT"/>
+        </w:rPr>
+        <w:t>administration</w:t>
+      </w:r>
+      <w:proofErr w:type="gramEnd"/>
+      <w:r>
+        <w:t>.signataire_bloc_signature|default_empty_if_none</w:t>
+      </w:r>
+      <w:proofErr w:type="spellEnd"/>
+      <w:r>
+        <w:t xml:space="preserve"> }}</w:t>
+      </w:r>
+    </w:p>
+    <w:p/>
     <w:sectPr>
       <w:headerReference w:type="even" r:id="rId7"/>
       <w:headerReference w:type="default" r:id="rId8"/>
@@ -6888,7 +7200,7 @@
 <w:ftr xmlns:wpc="http://schemas.microsoft.com/office/word/2010/wordprocessingCanvas" xmlns:cx="http://schemas.microsoft.com/office/drawing/2014/chartex" xmlns:cx1="http://schemas.microsoft.com/office/drawing/2015/9/8/chartex" xmlns:cx2="http://schemas.microsoft.com/office/drawing/2015/10/21/chartex" xmlns:cx3="http://schemas.microsoft.com/office/drawing/2016/5/9/chartex" xmlns:cx4="http://schemas.microsoft.com/office/drawing/2016/5/10/chartex" xmlns:cx5="http://schemas.microsoft.com/office/drawing/2016/5/11/chartex" xmlns:cx6="http://schemas.microsoft.com/office/drawing/2016/5/12/chartex" xmlns:cx7="http://schemas.microsoft.com/office/drawing/2016/5/13/chartex" xmlns:cx8="http://schemas.microsoft.com/office/drawing/2016/5/14/chartex" xmlns:mc="http://schemas.openxmlformats.org/markup-compatibility/2006" xmlns:aink="http://schemas.microsoft.com/office/drawing/2016/ink" xmlns:am3d="http://schemas.microsoft.com/office/drawing/2017/model3d" xmlns:o="urn:schemas-microsoft-com:office:office" xmlns:oel="http://schemas.microsoft.com/office/2019/extlst" xmlns:r="http://schemas.openxmlformats.org/officeDocument/2006/relationships" xmlns:m="http://schemas.openxmlformats.org/officeDocument/2006/math" xmlns:v="urn:schemas-microsoft-com:vml" xmlns:wp14="http://schemas.microsoft.com/office/word/2010/wordprocessingDrawing" xmlns:wp="http://schemas.openxmlformats.org/drawingml/2006/wordprocessingDrawing" xmlns:w10="urn:schemas-microsoft-com:office:word" xmlns:w="http://schemas.openxmlformats.org/wordprocessingml/2006/main" xmlns:w14="http://schemas.microsoft.com/office/word/2010/wordml" xmlns:w15="http://schemas.microsoft.com/office/word/2012/wordml" xmlns:w16cex="http://schemas.microsoft.com/office/word/2018/wordml/cex" xmlns:w16cid="http://schemas.microsoft.com/office/word/2016/wordml/cid" xmlns:w16="http://schemas.microsoft.com/office/word/2018/wordml" xmlns:w16du="http://schemas.microsoft.com/office/word/2023/wordml/word16du" xmlns:w16sdtdh="http://schemas.microsoft.com/office/word/2020/wordml/sdtdatahash" xmlns:w16sdtfl="http://schemas.microsoft.com/office/word/2024/wordml/sdtformatlock" xmlns:w16se="http://schemas.microsoft.com/office/word/2015/wordml/symex" xmlns:wpg="http://schemas.microsoft.com/office/word/2010/wordprocessingGroup" xmlns:wpi="http://schemas.microsoft.com/office/word/2010/wordprocessingInk" xmlns:wne="http://schemas.microsoft.com/office/word/2006/wordml" xmlns:wps="http://schemas.microsoft.com/office/word/2010/wordprocessingShape" mc:Ignorable="w14 w15 w16se w16cid w16 w16cex w16sdtdh w16sdtfl w16du wp14">
   <w:p>
     <w:pPr>
-      <w:pStyle w:val="Pieddepage"/>
+      <w:pStyle w:val="Footer"/>
     </w:pPr>
     <w:r>
       <w:t xml:space="preserve"> </w:t>
@@ -6901,7 +7213,7 @@
 <w:ftr xmlns:wpc="http://schemas.microsoft.com/office/word/2010/wordprocessingCanvas" xmlns:cx="http://schemas.microsoft.com/office/drawing/2014/chartex" xmlns:cx1="http://schemas.microsoft.com/office/drawing/2015/9/8/chartex" xmlns:cx2="http://schemas.microsoft.com/office/drawing/2015/10/21/chartex" xmlns:cx3="http://schemas.microsoft.com/office/drawing/2016/5/9/chartex" xmlns:cx4="http://schemas.microsoft.com/office/drawing/2016/5/10/chartex" xmlns:cx5="http://schemas.microsoft.com/office/drawing/2016/5/11/chartex" xmlns:cx6="http://schemas.microsoft.com/office/drawing/2016/5/12/chartex" xmlns:cx7="http://schemas.microsoft.com/office/drawing/2016/5/13/chartex" xmlns:cx8="http://schemas.microsoft.com/office/drawing/2016/5/14/chartex" xmlns:mc="http://schemas.openxmlformats.org/markup-compatibility/2006" xmlns:aink="http://schemas.microsoft.com/office/drawing/2016/ink" xmlns:am3d="http://schemas.microsoft.com/office/drawing/2017/model3d" xmlns:o="urn:schemas-microsoft-com:office:office" xmlns:oel="http://schemas.microsoft.com/office/2019/extlst" xmlns:r="http://schemas.openxmlformats.org/officeDocument/2006/relationships" xmlns:m="http://schemas.openxmlformats.org/officeDocument/2006/math" xmlns:v="urn:schemas-microsoft-com:vml" xmlns:wp14="http://schemas.microsoft.com/office/word/2010/wordprocessingDrawing" xmlns:wp="http://schemas.openxmlformats.org/drawingml/2006/wordprocessingDrawing" xmlns:w10="urn:schemas-microsoft-com:office:word" xmlns:w="http://schemas.openxmlformats.org/wordprocessingml/2006/main" xmlns:w14="http://schemas.microsoft.com/office/word/2010/wordml" xmlns:w15="http://schemas.microsoft.com/office/word/2012/wordml" xmlns:w16cex="http://schemas.microsoft.com/office/word/2018/wordml/cex" xmlns:w16cid="http://schemas.microsoft.com/office/word/2016/wordml/cid" xmlns:w16="http://schemas.microsoft.com/office/word/2018/wordml" xmlns:w16du="http://schemas.microsoft.com/office/word/2023/wordml/word16du" xmlns:w16sdtdh="http://schemas.microsoft.com/office/word/2020/wordml/sdtdatahash" xmlns:w16sdtfl="http://schemas.microsoft.com/office/word/2024/wordml/sdtformatlock" xmlns:w16se="http://schemas.microsoft.com/office/word/2015/wordml/symex" xmlns:wpg="http://schemas.microsoft.com/office/word/2010/wordprocessingGroup" xmlns:wpi="http://schemas.microsoft.com/office/word/2010/wordprocessingInk" xmlns:wne="http://schemas.microsoft.com/office/word/2006/wordml" xmlns:wps="http://schemas.microsoft.com/office/word/2010/wordprocessingShape" mc:Ignorable="w14 w15 w16se w16cid w16 w16cex w16sdtdh w16sdtfl w16du wp14">
   <w:p>
     <w:pPr>
-      <w:pStyle w:val="Pieddepage"/>
+      <w:pStyle w:val="Footer"/>
     </w:pPr>
     <w:r>
       <w:t xml:space="preserve"> </w:t>
@@ -6914,7 +7226,7 @@
 <w:ftr xmlns:wpc="http://schemas.microsoft.com/office/word/2010/wordprocessingCanvas" xmlns:cx="http://schemas.microsoft.com/office/drawing/2014/chartex" xmlns:cx1="http://schemas.microsoft.com/office/drawing/2015/9/8/chartex" xmlns:cx2="http://schemas.microsoft.com/office/drawing/2015/10/21/chartex" xmlns:cx3="http://schemas.microsoft.com/office/drawing/2016/5/9/chartex" xmlns:cx4="http://schemas.microsoft.com/office/drawing/2016/5/10/chartex" xmlns:cx5="http://schemas.microsoft.com/office/drawing/2016/5/11/chartex" xmlns:cx6="http://schemas.microsoft.com/office/drawing/2016/5/12/chartex" xmlns:cx7="http://schemas.microsoft.com/office/drawing/2016/5/13/chartex" xmlns:cx8="http://schemas.microsoft.com/office/drawing/2016/5/14/chartex" xmlns:mc="http://schemas.openxmlformats.org/markup-compatibility/2006" xmlns:aink="http://schemas.microsoft.com/office/drawing/2016/ink" xmlns:am3d="http://schemas.microsoft.com/office/drawing/2017/model3d" xmlns:o="urn:schemas-microsoft-com:office:office" xmlns:oel="http://schemas.microsoft.com/office/2019/extlst" xmlns:r="http://schemas.openxmlformats.org/officeDocument/2006/relationships" xmlns:m="http://schemas.openxmlformats.org/officeDocument/2006/math" xmlns:v="urn:schemas-microsoft-com:vml" xmlns:wp14="http://schemas.microsoft.com/office/word/2010/wordprocessingDrawing" xmlns:wp="http://schemas.openxmlformats.org/drawingml/2006/wordprocessingDrawing" xmlns:w10="urn:schemas-microsoft-com:office:word" xmlns:w="http://schemas.openxmlformats.org/wordprocessingml/2006/main" xmlns:w14="http://schemas.microsoft.com/office/word/2010/wordml" xmlns:w15="http://schemas.microsoft.com/office/word/2012/wordml" xmlns:w16cex="http://schemas.microsoft.com/office/word/2018/wordml/cex" xmlns:w16cid="http://schemas.microsoft.com/office/word/2016/wordml/cid" xmlns:w16="http://schemas.microsoft.com/office/word/2018/wordml" xmlns:w16du="http://schemas.microsoft.com/office/word/2023/wordml/word16du" xmlns:w16sdtdh="http://schemas.microsoft.com/office/word/2020/wordml/sdtdatahash" xmlns:w16sdtfl="http://schemas.microsoft.com/office/word/2024/wordml/sdtformatlock" xmlns:w16se="http://schemas.microsoft.com/office/word/2015/wordml/symex" xmlns:wpg="http://schemas.microsoft.com/office/word/2010/wordprocessingGroup" xmlns:wpi="http://schemas.microsoft.com/office/word/2010/wordprocessingInk" xmlns:wne="http://schemas.microsoft.com/office/word/2006/wordml" xmlns:wps="http://schemas.microsoft.com/office/word/2010/wordprocessingShape" mc:Ignorable="w14 w15 w16se w16cid w16 w16cex w16sdtdh w16sdtfl w16du wp14">
   <w:p>
     <w:pPr>
-      <w:pStyle w:val="Pieddepage"/>
+      <w:pStyle w:val="Footer"/>
     </w:pPr>
     <w:r>
       <w:t xml:space="preserve"> </w:t>
@@ -6946,7 +7258,7 @@
 <w:hdr xmlns:wpc="http://schemas.microsoft.com/office/word/2010/wordprocessingCanvas" xmlns:cx="http://schemas.microsoft.com/office/drawing/2014/chartex" xmlns:cx1="http://schemas.microsoft.com/office/drawing/2015/9/8/chartex" xmlns:cx2="http://schemas.microsoft.com/office/drawing/2015/10/21/chartex" xmlns:cx3="http://schemas.microsoft.com/office/drawing/2016/5/9/chartex" xmlns:cx4="http://schemas.microsoft.com/office/drawing/2016/5/10/chartex" xmlns:cx5="http://schemas.microsoft.com/office/drawing/2016/5/11/chartex" xmlns:cx6="http://schemas.microsoft.com/office/drawing/2016/5/12/chartex" xmlns:cx7="http://schemas.microsoft.com/office/drawing/2016/5/13/chartex" xmlns:cx8="http://schemas.microsoft.com/office/drawing/2016/5/14/chartex" xmlns:mc="http://schemas.openxmlformats.org/markup-compatibility/2006" xmlns:aink="http://schemas.microsoft.com/office/drawing/2016/ink" xmlns:am3d="http://schemas.microsoft.com/office/drawing/2017/model3d" xmlns:o="urn:schemas-microsoft-com:office:office" xmlns:oel="http://schemas.microsoft.com/office/2019/extlst" xmlns:r="http://schemas.openxmlformats.org/officeDocument/2006/relationships" xmlns:m="http://schemas.openxmlformats.org/officeDocument/2006/math" xmlns:v="urn:schemas-microsoft-com:vml" xmlns:wp14="http://schemas.microsoft.com/office/word/2010/wordprocessingDrawing" xmlns:wp="http://schemas.openxmlformats.org/drawingml/2006/wordprocessingDrawing" xmlns:w10="urn:schemas-microsoft-com:office:word" xmlns:w="http://schemas.openxmlformats.org/wordprocessingml/2006/main" xmlns:w14="http://schemas.microsoft.com/office/word/2010/wordml" xmlns:w15="http://schemas.microsoft.com/office/word/2012/wordml" xmlns:w16cex="http://schemas.microsoft.com/office/word/2018/wordml/cex" xmlns:w16cid="http://schemas.microsoft.com/office/word/2016/wordml/cid" xmlns:w16="http://schemas.microsoft.com/office/word/2018/wordml" xmlns:w16du="http://schemas.microsoft.com/office/word/2023/wordml/word16du" xmlns:w16sdtdh="http://schemas.microsoft.com/office/word/2020/wordml/sdtdatahash" xmlns:w16sdtfl="http://schemas.microsoft.com/office/word/2024/wordml/sdtformatlock" xmlns:w16se="http://schemas.microsoft.com/office/word/2015/wordml/symex" xmlns:wpg="http://schemas.microsoft.com/office/word/2010/wordprocessingGroup" xmlns:wpi="http://schemas.microsoft.com/office/word/2010/wordprocessingInk" xmlns:wne="http://schemas.microsoft.com/office/word/2006/wordml" xmlns:wps="http://schemas.microsoft.com/office/word/2010/wordprocessingShape" mc:Ignorable="w14 w15 w16se w16cid w16 w16cex w16sdtdh w16sdtfl w16du wp14">
   <w:p>
     <w:pPr>
-      <w:pStyle w:val="En-tte"/>
+      <w:pStyle w:val="Header"/>
     </w:pPr>
     <w:r>
       <w:pict w14:anchorId="378B98E4">
@@ -7027,7 +7339,7 @@
                           </w:pPr>
                           <w:r>
                             <w:rPr>
-                              <w:rStyle w:val="Numrodepage"/>
+                              <w:rStyle w:val="PageNumber"/>
                               <w:sz w:val="22"/>
                               <w:szCs w:val="22"/>
                             </w:rPr>
@@ -7035,7 +7347,7 @@
                           </w:r>
                           <w:r>
                             <w:rPr>
-                              <w:rStyle w:val="Numrodepage"/>
+                              <w:rStyle w:val="PageNumber"/>
                               <w:sz w:val="22"/>
                               <w:szCs w:val="22"/>
                             </w:rPr>
@@ -7043,7 +7355,7 @@
                           </w:r>
                           <w:r>
                             <w:rPr>
-                              <w:rStyle w:val="Numrodepage"/>
+                              <w:rStyle w:val="PageNumber"/>
                               <w:sz w:val="22"/>
                               <w:szCs w:val="22"/>
                             </w:rPr>
@@ -7051,7 +7363,7 @@
                           </w:r>
                           <w:r>
                             <w:rPr>
-                              <w:rStyle w:val="Numrodepage"/>
+                              <w:rStyle w:val="PageNumber"/>
                               <w:sz w:val="22"/>
                               <w:szCs w:val="22"/>
                             </w:rPr>
@@ -7059,7 +7371,7 @@
                           </w:r>
                           <w:r>
                             <w:rPr>
-                              <w:rStyle w:val="Numrodepage"/>
+                              <w:rStyle w:val="PageNumber"/>
                               <w:sz w:val="22"/>
                               <w:szCs w:val="22"/>
                             </w:rPr>
@@ -7067,7 +7379,7 @@
                           </w:r>
                           <w:r>
                             <w:rPr>
-                              <w:rStyle w:val="Numrodepage"/>
+                              <w:rStyle w:val="PageNumber"/>
                               <w:sz w:val="22"/>
                               <w:szCs w:val="22"/>
                             </w:rPr>
@@ -7075,7 +7387,7 @@
                           </w:r>
                           <w:r>
                             <w:rPr>
-                              <w:rStyle w:val="Numrodepage"/>
+                              <w:rStyle w:val="PageNumber"/>
                             </w:rPr>
                             <w:t xml:space="preserve"> </w:t>
                           </w:r>
@@ -7174,7 +7486,7 @@
 <w:hdr xmlns:wpc="http://schemas.microsoft.com/office/word/2010/wordprocessingCanvas" xmlns:cx="http://schemas.microsoft.com/office/drawing/2014/chartex" xmlns:cx1="http://schemas.microsoft.com/office/drawing/2015/9/8/chartex" xmlns:cx2="http://schemas.microsoft.com/office/drawing/2015/10/21/chartex" xmlns:cx3="http://schemas.microsoft.com/office/drawing/2016/5/9/chartex" xmlns:cx4="http://schemas.microsoft.com/office/drawing/2016/5/10/chartex" xmlns:cx5="http://schemas.microsoft.com/office/drawing/2016/5/11/chartex" xmlns:cx6="http://schemas.microsoft.com/office/drawing/2016/5/12/chartex" xmlns:cx7="http://schemas.microsoft.com/office/drawing/2016/5/13/chartex" xmlns:cx8="http://schemas.microsoft.com/office/drawing/2016/5/14/chartex" xmlns:mc="http://schemas.openxmlformats.org/markup-compatibility/2006" xmlns:aink="http://schemas.microsoft.com/office/drawing/2016/ink" xmlns:am3d="http://schemas.microsoft.com/office/drawing/2017/model3d" xmlns:o="urn:schemas-microsoft-com:office:office" xmlns:oel="http://schemas.microsoft.com/office/2019/extlst" xmlns:r="http://schemas.openxmlformats.org/officeDocument/2006/relationships" xmlns:m="http://schemas.openxmlformats.org/officeDocument/2006/math" xmlns:v="urn:schemas-microsoft-com:vml" xmlns:wp14="http://schemas.microsoft.com/office/word/2010/wordprocessingDrawing" xmlns:wp="http://schemas.openxmlformats.org/drawingml/2006/wordprocessingDrawing" xmlns:w10="urn:schemas-microsoft-com:office:word" xmlns:w="http://schemas.openxmlformats.org/wordprocessingml/2006/main" xmlns:w14="http://schemas.microsoft.com/office/word/2010/wordml" xmlns:w15="http://schemas.microsoft.com/office/word/2012/wordml" xmlns:w16cex="http://schemas.microsoft.com/office/word/2018/wordml/cex" xmlns:w16cid="http://schemas.microsoft.com/office/word/2016/wordml/cid" xmlns:w16="http://schemas.microsoft.com/office/word/2018/wordml" xmlns:w16du="http://schemas.microsoft.com/office/word/2023/wordml/word16du" xmlns:w16sdtdh="http://schemas.microsoft.com/office/word/2020/wordml/sdtdatahash" xmlns:w16sdtfl="http://schemas.microsoft.com/office/word/2024/wordml/sdtformatlock" xmlns:w16se="http://schemas.microsoft.com/office/word/2015/wordml/symex" xmlns:wpg="http://schemas.microsoft.com/office/word/2010/wordprocessingGroup" xmlns:wpi="http://schemas.microsoft.com/office/word/2010/wordprocessingInk" xmlns:wne="http://schemas.microsoft.com/office/word/2006/wordml" xmlns:wps="http://schemas.microsoft.com/office/word/2010/wordprocessingShape" mc:Ignorable="w14 w15 w16se w16cid w16 w16cex w16sdtdh w16sdtfl w16du wp14">
   <w:p>
     <w:pPr>
-      <w:pStyle w:val="En-tte"/>
+      <w:pStyle w:val="Header"/>
       <w:ind w:right="360"/>
     </w:pPr>
     <w:r>
@@ -7246,7 +7558,7 @@
                           </w:pPr>
                           <w:r>
                             <w:rPr>
-                              <w:rStyle w:val="Numrodepage"/>
+                              <w:rStyle w:val="PageNumber"/>
                               <w:sz w:val="22"/>
                               <w:szCs w:val="22"/>
                             </w:rPr>
@@ -7254,7 +7566,7 @@
                           </w:r>
                           <w:r>
                             <w:rPr>
-                              <w:rStyle w:val="Numrodepage"/>
+                              <w:rStyle w:val="PageNumber"/>
                               <w:sz w:val="22"/>
                               <w:szCs w:val="22"/>
                             </w:rPr>
@@ -7262,7 +7574,7 @@
                           </w:r>
                           <w:r>
                             <w:rPr>
-                              <w:rStyle w:val="Numrodepage"/>
+                              <w:rStyle w:val="PageNumber"/>
                               <w:sz w:val="22"/>
                               <w:szCs w:val="22"/>
                             </w:rPr>
@@ -7270,7 +7582,7 @@
                           </w:r>
                           <w:r>
                             <w:rPr>
-                              <w:rStyle w:val="Numrodepage"/>
+                              <w:rStyle w:val="PageNumber"/>
                               <w:sz w:val="22"/>
                               <w:szCs w:val="22"/>
                             </w:rPr>
@@ -7278,7 +7590,7 @@
                           </w:r>
                           <w:r>
                             <w:rPr>
-                              <w:rStyle w:val="Numrodepage"/>
+                              <w:rStyle w:val="PageNumber"/>
                               <w:sz w:val="22"/>
                               <w:szCs w:val="22"/>
                             </w:rPr>
@@ -7286,7 +7598,7 @@
                           </w:r>
                           <w:r>
                             <w:rPr>
-                              <w:rStyle w:val="Numrodepage"/>
+                              <w:rStyle w:val="PageNumber"/>
                               <w:sz w:val="22"/>
                               <w:szCs w:val="22"/>
                             </w:rPr>
@@ -7294,7 +7606,7 @@
                           </w:r>
                           <w:r>
                             <w:rPr>
-                              <w:rStyle w:val="Numrodepage"/>
+                              <w:rStyle w:val="PageNumber"/>
                             </w:rPr>
                             <w:t xml:space="preserve"> </w:t>
                           </w:r>
@@ -7387,25 +7699,25 @@
     </w:r>
     <w:r>
       <w:rPr>
-        <w:rStyle w:val="Numrodepage"/>
+        <w:rStyle w:val="PageNumber"/>
       </w:rPr>
       <w:t xml:space="preserve"> </w:t>
     </w:r>
     <w:r>
       <w:rPr>
-        <w:rStyle w:val="Numrodepage"/>
+        <w:rStyle w:val="PageNumber"/>
       </w:rPr>
       <w:tab/>
     </w:r>
     <w:r>
       <w:rPr>
-        <w:rStyle w:val="Numrodepage"/>
+        <w:rStyle w:val="PageNumber"/>
       </w:rPr>
       <w:tab/>
     </w:r>
     <w:r>
       <w:rPr>
-        <w:rStyle w:val="Numrodepage"/>
+        <w:rStyle w:val="PageNumber"/>
       </w:rPr>
       <w:tab/>
     </w:r>
@@ -7417,7 +7729,7 @@
 <w:hdr xmlns:wpc="http://schemas.microsoft.com/office/word/2010/wordprocessingCanvas" xmlns:cx="http://schemas.microsoft.com/office/drawing/2014/chartex" xmlns:cx1="http://schemas.microsoft.com/office/drawing/2015/9/8/chartex" xmlns:cx2="http://schemas.microsoft.com/office/drawing/2015/10/21/chartex" xmlns:cx3="http://schemas.microsoft.com/office/drawing/2016/5/9/chartex" xmlns:cx4="http://schemas.microsoft.com/office/drawing/2016/5/10/chartex" xmlns:cx5="http://schemas.microsoft.com/office/drawing/2016/5/11/chartex" xmlns:cx6="http://schemas.microsoft.com/office/drawing/2016/5/12/chartex" xmlns:cx7="http://schemas.microsoft.com/office/drawing/2016/5/13/chartex" xmlns:cx8="http://schemas.microsoft.com/office/drawing/2016/5/14/chartex" xmlns:mc="http://schemas.openxmlformats.org/markup-compatibility/2006" xmlns:aink="http://schemas.microsoft.com/office/drawing/2016/ink" xmlns:am3d="http://schemas.microsoft.com/office/drawing/2017/model3d" xmlns:o="urn:schemas-microsoft-com:office:office" xmlns:oel="http://schemas.microsoft.com/office/2019/extlst" xmlns:r="http://schemas.openxmlformats.org/officeDocument/2006/relationships" xmlns:m="http://schemas.openxmlformats.org/officeDocument/2006/math" xmlns:v="urn:schemas-microsoft-com:vml" xmlns:wp14="http://schemas.microsoft.com/office/word/2010/wordprocessingDrawing" xmlns:wp="http://schemas.openxmlformats.org/drawingml/2006/wordprocessingDrawing" xmlns:w10="urn:schemas-microsoft-com:office:word" xmlns:w="http://schemas.openxmlformats.org/wordprocessingml/2006/main" xmlns:w14="http://schemas.microsoft.com/office/word/2010/wordml" xmlns:w15="http://schemas.microsoft.com/office/word/2012/wordml" xmlns:w16cex="http://schemas.microsoft.com/office/word/2018/wordml/cex" xmlns:w16cid="http://schemas.microsoft.com/office/word/2016/wordml/cid" xmlns:w16="http://schemas.microsoft.com/office/word/2018/wordml" xmlns:w16du="http://schemas.microsoft.com/office/word/2023/wordml/word16du" xmlns:w16sdtdh="http://schemas.microsoft.com/office/word/2020/wordml/sdtdatahash" xmlns:w16sdtfl="http://schemas.microsoft.com/office/word/2024/wordml/sdtformatlock" xmlns:w16se="http://schemas.microsoft.com/office/word/2015/wordml/symex" xmlns:wpg="http://schemas.microsoft.com/office/word/2010/wordprocessingGroup" xmlns:wpi="http://schemas.microsoft.com/office/word/2010/wordprocessingInk" xmlns:wne="http://schemas.microsoft.com/office/word/2006/wordml" xmlns:wps="http://schemas.microsoft.com/office/word/2010/wordprocessingShape" mc:Ignorable="w14 w15 w16se w16cid w16 w16cex w16sdtdh w16sdtfl w16du wp14">
   <w:tbl>
     <w:tblPr>
-      <w:tblStyle w:val="Grilledutableau"/>
+      <w:tblStyle w:val="TableGrid"/>
       <w:tblW w:w="8460" w:type="dxa"/>
       <w:jc w:val="center"/>
       <w:tblLayout w:type="fixed"/>
@@ -7923,7 +8235,7 @@
   </w:tbl>
   <w:p>
     <w:pPr>
-      <w:pStyle w:val="En-tte"/>
+      <w:pStyle w:val="Header"/>
       <w:tabs>
         <w:tab w:val="clear" w:pos="4536"/>
         <w:tab w:val="clear" w:pos="9072"/>
@@ -8698,7 +9010,7 @@
     <w:lvl w:ilvl="0">
       <w:start w:val="1"/>
       <w:numFmt w:val="none"/>
-      <w:pStyle w:val="Titre1"/>
+      <w:pStyle w:val="Heading1"/>
       <w:suff w:val="nothing"/>
       <w:lvlText w:val=""/>
       <w:lvlJc w:val="left"/>
@@ -8712,7 +9024,7 @@
     <w:lvl w:ilvl="1">
       <w:start w:val="1"/>
       <w:numFmt w:val="none"/>
-      <w:pStyle w:val="Titre2"/>
+      <w:pStyle w:val="Heading2"/>
       <w:suff w:val="nothing"/>
       <w:lvlText w:val=""/>
       <w:lvlJc w:val="left"/>
@@ -8739,7 +9051,7 @@
     <w:lvl w:ilvl="3">
       <w:start w:val="1"/>
       <w:numFmt w:val="none"/>
-      <w:pStyle w:val="Titre4"/>
+      <w:pStyle w:val="Heading4"/>
       <w:suff w:val="nothing"/>
       <w:lvlText w:val=""/>
       <w:lvlJc w:val="left"/>
@@ -8753,7 +9065,7 @@
     <w:lvl w:ilvl="4">
       <w:start w:val="1"/>
       <w:numFmt w:val="none"/>
-      <w:pStyle w:val="Titre5"/>
+      <w:pStyle w:val="Heading5"/>
       <w:suff w:val="nothing"/>
       <w:lvlText w:val=""/>
       <w:lvlJc w:val="left"/>
@@ -8767,7 +9079,7 @@
     <w:lvl w:ilvl="5">
       <w:start w:val="1"/>
       <w:numFmt w:val="none"/>
-      <w:pStyle w:val="Titre6"/>
+      <w:pStyle w:val="Heading6"/>
       <w:suff w:val="nothing"/>
       <w:lvlText w:val=""/>
       <w:lvlJc w:val="left"/>
@@ -8781,7 +9093,7 @@
     <w:lvl w:ilvl="6">
       <w:start w:val="1"/>
       <w:numFmt w:val="none"/>
-      <w:pStyle w:val="Titre7"/>
+      <w:pStyle w:val="Heading7"/>
       <w:suff w:val="nothing"/>
       <w:lvlText w:val=""/>
       <w:lvlJc w:val="left"/>
@@ -9358,7 +9670,7 @@
       <w:szCs w:val="24"/>
     </w:rPr>
   </w:style>
-  <w:style w:type="paragraph" w:styleId="Titre1">
+  <w:style w:type="paragraph" w:styleId="Heading1">
     <w:name w:val="heading 1"/>
     <w:basedOn w:val="Normal"/>
     <w:next w:val="Normal"/>
@@ -9388,7 +9700,7 @@
       <w:lang w:eastAsia="zh-CN"/>
     </w:rPr>
   </w:style>
-  <w:style w:type="paragraph" w:styleId="Titre2">
+  <w:style w:type="paragraph" w:styleId="Heading2">
     <w:name w:val="heading 2"/>
     <w:basedOn w:val="Normal"/>
     <w:next w:val="Normal"/>
@@ -9412,9 +9724,9 @@
       <w:lang w:eastAsia="zh-CN"/>
     </w:rPr>
   </w:style>
-  <w:style w:type="paragraph" w:styleId="Titre3">
+  <w:style w:type="paragraph" w:styleId="Heading3">
     <w:name w:val="heading 3"/>
-    <w:basedOn w:val="Titre2"/>
+    <w:basedOn w:val="Heading2"/>
     <w:next w:val="Normal"/>
     <w:qFormat/>
     <w:pPr>
@@ -9424,7 +9736,7 @@
       <w:color w:val="800080"/>
     </w:rPr>
   </w:style>
-  <w:style w:type="paragraph" w:styleId="Titre4">
+  <w:style w:type="paragraph" w:styleId="Heading4">
     <w:name w:val="heading 4"/>
     <w:basedOn w:val="Normal"/>
     <w:next w:val="Normal"/>
@@ -9445,7 +9757,7 @@
       <w:lang w:eastAsia="zh-CN"/>
     </w:rPr>
   </w:style>
-  <w:style w:type="paragraph" w:styleId="Titre5">
+  <w:style w:type="paragraph" w:styleId="Heading5">
     <w:name w:val="heading 5"/>
     <w:basedOn w:val="Normal"/>
     <w:next w:val="Normal"/>
@@ -9466,7 +9778,7 @@
       <w:lang w:eastAsia="zh-CN"/>
     </w:rPr>
   </w:style>
-  <w:style w:type="paragraph" w:styleId="Titre6">
+  <w:style w:type="paragraph" w:styleId="Heading6">
     <w:name w:val="heading 6"/>
     <w:basedOn w:val="Normal"/>
     <w:next w:val="Normal"/>
@@ -9488,7 +9800,7 @@
       <w:lang w:eastAsia="zh-CN"/>
     </w:rPr>
   </w:style>
-  <w:style w:type="paragraph" w:styleId="Titre7">
+  <w:style w:type="paragraph" w:styleId="Heading7">
     <w:name w:val="heading 7"/>
     <w:basedOn w:val="Normal"/>
     <w:next w:val="Normal"/>
@@ -9511,13 +9823,13 @@
       <w:lang w:eastAsia="zh-CN"/>
     </w:rPr>
   </w:style>
-  <w:style w:type="character" w:default="1" w:styleId="Policepardfaut">
+  <w:style w:type="character" w:default="1" w:styleId="DefaultParagraphFont">
     <w:name w:val="Default Paragraph Font"/>
     <w:uiPriority w:val="1"/>
     <w:semiHidden/>
     <w:unhideWhenUsed/>
   </w:style>
-  <w:style w:type="table" w:default="1" w:styleId="TableauNormal">
+  <w:style w:type="table" w:default="1" w:styleId="TableNormal">
     <w:name w:val="Normal Table"/>
     <w:uiPriority w:val="99"/>
     <w:semiHidden/>
@@ -9532,7 +9844,7 @@
       </w:tblCellMar>
     </w:tblPr>
   </w:style>
-  <w:style w:type="numbering" w:default="1" w:styleId="Aucuneliste">
+  <w:style w:type="numbering" w:default="1" w:styleId="NoList">
     <w:name w:val="No List"/>
     <w:uiPriority w:val="99"/>
     <w:semiHidden/>
@@ -9795,7 +10107,7 @@
     <w:name w:val="WW-Police par défaut"/>
     <w:qFormat/>
   </w:style>
-  <w:style w:type="character" w:styleId="Numrodepage">
+  <w:style w:type="character" w:styleId="PageNumber">
     <w:name w:val="page number"/>
     <w:basedOn w:val="WW-Policepardfaut"/>
     <w:qFormat/>
@@ -9872,7 +10184,7 @@
   <w:style w:type="paragraph" w:customStyle="1" w:styleId="Heading">
     <w:name w:val="Heading"/>
     <w:basedOn w:val="Normal"/>
-    <w:next w:val="Corpsdetexte"/>
+    <w:next w:val="BodyText"/>
     <w:qFormat/>
     <w:pPr>
       <w:keepNext/>
@@ -9884,7 +10196,7 @@
       <w:szCs w:val="28"/>
     </w:rPr>
   </w:style>
-  <w:style w:type="paragraph" w:styleId="Corpsdetexte">
+  <w:style w:type="paragraph" w:styleId="BodyText">
     <w:name w:val="Body Text"/>
     <w:basedOn w:val="Normal"/>
     <w:pPr>
@@ -9897,14 +10209,14 @@
       <w:lang w:eastAsia="zh-CN"/>
     </w:rPr>
   </w:style>
-  <w:style w:type="paragraph" w:styleId="Liste">
+  <w:style w:type="paragraph" w:styleId="List">
     <w:name w:val="List"/>
-    <w:basedOn w:val="Corpsdetexte"/>
+    <w:basedOn w:val="BodyText"/>
     <w:rPr>
       <w:rFonts w:cs="Tahoma"/>
     </w:rPr>
   </w:style>
-  <w:style w:type="paragraph" w:styleId="Lgende">
+  <w:style w:type="paragraph" w:styleId="Caption">
     <w:name w:val="caption"/>
     <w:basedOn w:val="Normal"/>
     <w:qFormat/>
@@ -9935,10 +10247,10 @@
       <w:lang w:eastAsia="zh-CN"/>
     </w:rPr>
   </w:style>
-  <w:style w:type="paragraph" w:customStyle="1" w:styleId="Titre20">
+  <w:style w:type="paragraph" w:customStyle="1" w:styleId="Titre2">
     <w:name w:val="Titre2"/>
     <w:basedOn w:val="Normal"/>
-    <w:next w:val="Corpsdetexte"/>
+    <w:next w:val="BodyText"/>
     <w:qFormat/>
     <w:pPr>
       <w:keepNext/>
@@ -9971,7 +10283,7 @@
   <w:style w:type="paragraph" w:customStyle="1" w:styleId="WW-Titre">
     <w:name w:val="WW-Titre"/>
     <w:basedOn w:val="Normal"/>
-    <w:next w:val="Corpsdetexte"/>
+    <w:next w:val="BodyText"/>
     <w:qFormat/>
     <w:pPr>
       <w:keepNext/>
@@ -9986,10 +10298,10 @@
       <w:lang w:eastAsia="zh-CN"/>
     </w:rPr>
   </w:style>
-  <w:style w:type="paragraph" w:styleId="Sous-titre">
+  <w:style w:type="paragraph" w:styleId="Subtitle">
     <w:name w:val="Subtitle"/>
-    <w:basedOn w:val="Titre20"/>
-    <w:next w:val="Corpsdetexte"/>
+    <w:basedOn w:val="Titre2"/>
+    <w:next w:val="BodyText"/>
     <w:qFormat/>
     <w:pPr>
       <w:jc w:val="center"/>
@@ -10019,7 +10331,7 @@
     <w:basedOn w:val="Normal"/>
     <w:qFormat/>
   </w:style>
-  <w:style w:type="paragraph" w:styleId="En-tte">
+  <w:style w:type="paragraph" w:styleId="Header">
     <w:name w:val="header"/>
     <w:basedOn w:val="Normal"/>
     <w:pPr>
@@ -10035,7 +10347,7 @@
       <w:lang w:eastAsia="zh-CN"/>
     </w:rPr>
   </w:style>
-  <w:style w:type="paragraph" w:styleId="Pieddepage">
+  <w:style w:type="paragraph" w:styleId="Footer">
     <w:name w:val="footer"/>
     <w:basedOn w:val="Normal"/>
     <w:pPr>
@@ -10145,7 +10457,7 @@
       <w:lang w:eastAsia="zh-CN"/>
     </w:rPr>
   </w:style>
-  <w:style w:type="paragraph" w:styleId="Notedebasdepage">
+  <w:style w:type="paragraph" w:styleId="FootnoteText">
     <w:name w:val="footnote text"/>
     <w:basedOn w:val="Normal"/>
     <w:pPr>
@@ -10309,7 +10621,7 @@
   </w:style>
   <w:style w:type="paragraph" w:customStyle="1" w:styleId="Contenudetableau">
     <w:name w:val="Contenu de tableau"/>
-    <w:basedOn w:val="Corpsdetexte"/>
+    <w:basedOn w:val="BodyText"/>
     <w:qFormat/>
     <w:pPr>
       <w:suppressLineNumbers/>
@@ -10389,7 +10701,7 @@
       <w:iCs/>
     </w:rPr>
   </w:style>
-  <w:style w:type="paragraph" w:customStyle="1" w:styleId="TITRE40">
+  <w:style w:type="paragraph" w:customStyle="1" w:styleId="TITRE4">
     <w:name w:val="TITRE4"/>
     <w:basedOn w:val="Normal"/>
     <w:qFormat/>
@@ -10404,7 +10716,7 @@
       <w:lang w:eastAsia="zh-CN"/>
     </w:rPr>
   </w:style>
-  <w:style w:type="paragraph" w:customStyle="1" w:styleId="TITRE50">
+  <w:style w:type="paragraph" w:customStyle="1" w:styleId="TITRE5">
     <w:name w:val="TITRE5"/>
     <w:basedOn w:val="Normal"/>
     <w:qFormat/>
@@ -10452,13 +10764,13 @@
   </w:style>
   <w:style w:type="paragraph" w:customStyle="1" w:styleId="Contenuducadre">
     <w:name w:val="Contenu du cadre"/>
-    <w:basedOn w:val="Corpsdetexte"/>
-    <w:qFormat/>
-  </w:style>
-  <w:style w:type="paragraph" w:customStyle="1" w:styleId="Titre10">
+    <w:basedOn w:val="BodyText"/>
+    <w:qFormat/>
+  </w:style>
+  <w:style w:type="paragraph" w:customStyle="1" w:styleId="Titre1">
     <w:name w:val="Titre1"/>
     <w:basedOn w:val="Normal"/>
-    <w:next w:val="Corpsdetexte"/>
+    <w:next w:val="BodyText"/>
     <w:qFormat/>
     <w:pPr>
       <w:keepNext/>
@@ -10537,7 +10849,7 @@
       <w:lang w:eastAsia="zh-CN"/>
     </w:rPr>
   </w:style>
-  <w:style w:type="paragraph" w:styleId="Paragraphedeliste">
+  <w:style w:type="paragraph" w:styleId="ListParagraph">
     <w:name w:val="List Paragraph"/>
     <w:basedOn w:val="Normal"/>
     <w:uiPriority w:val="34"/>
@@ -10553,9 +10865,9 @@
     <w:basedOn w:val="Normal"/>
     <w:qFormat/>
   </w:style>
-  <w:style w:type="table" w:styleId="Grilledutableau">
+  <w:style w:type="table" w:styleId="TableGrid">
     <w:name w:val="Table Grid"/>
-    <w:basedOn w:val="TableauNormal"/>
+    <w:basedOn w:val="TableNormal"/>
     <w:uiPriority w:val="59"/>
     <w:rsid w:val="00ED0284"/>
     <w:tblPr>

--- a/documents/FoyerResidence-Avenant-template.docx
+++ b/documents/FoyerResidence-Avenant-template.docx
@@ -11889,10 +11889,13 @@
         <w:jc w:val="both"/>
       </w:pPr>
       <w:r>
-        <w:rPr>
-          <w:rFonts w:hint="cs"/>
-        </w:rPr>
-        <w:t xml:space="preserve">Prêteur : </w:t>
+        <w:t>Organisme financeur </w:t>
+      </w:r>
+      <w:r>
+        <w:rPr>
+          <w:rFonts w:hint="cs"/>
+        </w:rPr>
+        <w:t xml:space="preserve">: </w:t>
       </w:r>
       <w:proofErr w:type="gramStart"/>
       <w:r>
@@ -12633,10 +12636,13 @@
         <w:jc w:val="both"/>
       </w:pPr>
       <w:r>
-        <w:rPr>
-          <w:rFonts w:hint="cs"/>
-        </w:rPr>
-        <w:t xml:space="preserve">Prêteur : </w:t>
+        <w:t>Organisme financeur </w:t>
+      </w:r>
+      <w:r>
+        <w:rPr>
+          <w:rFonts w:hint="cs"/>
+        </w:rPr>
+        <w:t xml:space="preserve">: </w:t>
       </w:r>
       <w:proofErr w:type="gramStart"/>
       <w:r>
@@ -16784,7 +16790,6 @@
   <w:style w:type="character" w:default="1" w:styleId="Policepardfaut">
     <w:name w:val="Default Paragraph Font"/>
     <w:uiPriority w:val="1"/>
-    <w:semiHidden/>
     <w:unhideWhenUsed/>
   </w:style>
   <w:style w:type="table" w:default="1" w:styleId="TableauNormal">
